--- a/checklist/pages/zgody-klauzule-i-regulamin-newslettera-ui/zgody-klauzule-i-regulamin-newslettera-ui.en.docx
+++ b/checklist/pages/zgody-klauzule-i-regulamin-newslettera-ui/zgody-klauzule-i-regulamin-newslettera-ui.en.docx
@@ -58,7 +58,7 @@
         <w:pStyle w:val="ListBullet"/>
       </w:pPr>
       <w:r>
-        <w:t>I consent to receiving marketing information by electronic means (e-mail), in accordance with the applicable regulations and with the Privacy Policy. [optional]</w:t>
+        <w:t>I consent to receiving marketing information by electronic means — e-mail and SMS — within the meaning of art. 10 of the Act on providing services by electronic means, in accordance with the applicable regulations and with the Privacy Policy. [optional]</w:t>
       </w:r>
     </w:p>
     <w:p>
